--- a/docs/process/Nidan_Commands.docx
+++ b/docs/process/Nidan_Commands.docx
@@ -20,7 +20,7 @@
           <w:sz w:val="19"/>
           <w:szCs w:val="19"/>
         </w:rPr>
-        <w:t xml:space="preserve">Every terminal command, grouped by what you are doing</w:t>
+        <w:t xml:space="preserve">Regenerated after the rename</w:t>
       </w:r>
     </w:p>
     <w:p>
@@ -181,7 +181,7 @@
           <w:sz w:val="21"/>
           <w:szCs w:val="21"/>
         </w:rPr>
-        <w:t xml:space="preserve">Process</w:t>
+        <w:t xml:space="preserve">Nidan</w:t>
       </w:r>
     </w:p>
     <w:p>
@@ -900,7 +900,7 @@
           <w:sz w:val="16"/>
           <w:szCs w:val="16"/>
         </w:rPr>
-        <w:t xml:space="preserve">python -m vpsim</w:t>
+        <w:t xml:space="preserve">python -m nidan</w:t>
       </w:r>
     </w:p>
     <w:p>
@@ -1634,7 +1634,7 @@
                 <w:sz w:val="15"/>
                 <w:szCs w:val="15"/>
               </w:rPr>
-              <w:t xml:space="preserve">mypy vpsim/domain --strict</w:t>
+              <w:t xml:space="preserve">mypy nidan/domain --strict</w:t>
             </w:r>
           </w:p>
         </w:tc>
@@ -2921,7 +2921,7 @@
           <w:sz w:val="16"/>
           <w:szCs w:val="16"/>
         </w:rPr>
-        <w:t xml:space="preserve">docker compose exec db psql -U vpsim -d vpsim</w:t>
+        <w:t xml:space="preserve">docker compose exec db psql -U nidan -d nidan</w:t>
       </w:r>
     </w:p>
     <w:p>
@@ -3425,7 +3425,7 @@
           <w:sz w:val="22"/>
           <w:szCs w:val="22"/>
         </w:rPr>
-        <w:t xml:space="preserve">`ERROR: Package 'vpsim' requires a different Python: 3.9.6 not in '&gt;=3.11'`</w:t>
+        <w:t xml:space="preserve">`ERROR: Package 'nidan' requires a different Python: 3.9.6 not in '&gt;=3.11'`</w:t>
       </w:r>
     </w:p>
     <w:p>
@@ -3521,7 +3521,7 @@
           <w:sz w:val="22"/>
           <w:szCs w:val="22"/>
         </w:rPr>
-        <w:t xml:space="preserve">`ModuleNotFoundError: No module named 'vpsim'`</w:t>
+        <w:t xml:space="preserve">`ModuleNotFoundError: No module named 'nidan'`</w:t>
       </w:r>
     </w:p>
     <w:p>
@@ -3766,7 +3766,7 @@
           <w:sz w:val="18"/>
           <w:szCs w:val="18"/>
         </w:rPr>
-        <w:t xml:space="preserve">vpsim/domain/assessment/</w:t>
+        <w:t xml:space="preserve">nidan/domain/assessment/</w:t>
       </w:r>
       <w:r>
         <w:rPr>
@@ -3783,7 +3783,7 @@
           <w:sz w:val="18"/>
           <w:szCs w:val="18"/>
         </w:rPr>
-        <w:t xml:space="preserve">vpsim/domain/content/cases.py</w:t>
+        <w:t xml:space="preserve">nidan/domain/content/cases.py</w:t>
       </w:r>
       <w:r>
         <w:rPr>
@@ -3979,7 +3979,7 @@
           <w:sz w:val="16"/>
           <w:szCs w:val="16"/>
         </w:rPr>
-        <w:t xml:space="preserve">python -m vpsim</w:t>
+        <w:t xml:space="preserve">python -m nidan</w:t>
       </w:r>
     </w:p>
     <w:p>
